--- a/แบบบันทึกการซ่อมเสริม_K_ป5.docx
+++ b/แบบบันทึกการซ่อมเสริม_K_ป5.docx
@@ -368,7 +368,7 @@
                 <w:sz w:val="32"/>
                 <w:szCs w:val="32"/>
               </w:rPr>
-              <w:t xml:space="preserve">จิรภัทร นามกระโทก</w:t>
+              <w:t xml:space="preserve">เด็กชายจิรภัทร นามกระโทก</w:t>
             </w:r>
           </w:p>
         </w:tc>
@@ -446,10 +446,10 @@
             <w:r>
               <w:rPr>
                 <w:rFonts w:ascii="TH Sarabun New" w:cs="TH Sarabun New" w:eastAsia="TH Sarabun New" w:hAnsi="TH Sarabun New"/>
-                <w:sz w:val="32"/>
-                <w:szCs w:val="32"/>
-              </w:rPr>
-              <w:t xml:space="preserve"/>
+                <w:sz w:val="26"/>
+                <w:szCs w:val="26"/>
+              </w:rPr>
+              <w:t xml:space="preserve">สอนกลุ่มย่อย: ทบทวนกติกา 3 เงื่อนไข (แถวแนวนอน/แนวตั้ง/ตารางย่อย) + ฝึกเขียน “ถ้า–แล้ว” แล้วทำ Exit Ticket คู่ขนาน</w:t>
             </w:r>
           </w:p>
         </w:tc>
@@ -472,10 +472,13 @@
             <w:r>
               <w:rPr>
                 <w:rFonts w:ascii="TH Sarabun New" w:cs="TH Sarabun New" w:eastAsia="TH Sarabun New" w:hAnsi="TH Sarabun New"/>
-                <w:sz w:val="32"/>
-                <w:szCs w:val="32"/>
-              </w:rPr>
-              <w:t xml:space="preserve"/>
+                <w:b/>
+                <w:bCs/>
+                <w:color w:val="1E7A34"/>
+                <w:sz w:val="32"/>
+                <w:szCs w:val="32"/>
+              </w:rPr>
+              <w:t xml:space="preserve">8</w:t>
             </w:r>
           </w:p>
         </w:tc>
@@ -498,10 +501,13 @@
             <w:r>
               <w:rPr>
                 <w:rFonts w:ascii="TH Sarabun New" w:cs="TH Sarabun New" w:eastAsia="TH Sarabun New" w:hAnsi="TH Sarabun New"/>
-                <w:sz w:val="32"/>
-                <w:szCs w:val="32"/>
-              </w:rPr>
-              <w:t xml:space="preserve"/>
+                <w:b/>
+                <w:bCs/>
+                <w:color w:val="1E7A34"/>
+                <w:sz w:val="32"/>
+                <w:szCs w:val="32"/>
+              </w:rPr>
+              <w:t xml:space="preserve">ผ่าน</w:t>
             </w:r>
           </w:p>
         </w:tc>
@@ -555,7 +561,7 @@
                 <w:sz w:val="32"/>
                 <w:szCs w:val="32"/>
               </w:rPr>
-              <w:t xml:space="preserve">ปณชัย แปวกระโทก</w:t>
+              <w:t xml:space="preserve">เด็กชายฐิติวัฒน์ พระคำจันทึก</w:t>
             </w:r>
           </w:p>
         </w:tc>
@@ -584,7 +590,7 @@
                 <w:sz w:val="32"/>
                 <w:szCs w:val="32"/>
               </w:rPr>
-              <w:t xml:space="preserve">4</w:t>
+              <w:t xml:space="preserve">5</w:t>
             </w:r>
           </w:p>
         </w:tc>
@@ -610,7 +616,7 @@
                 <w:sz w:val="28"/>
                 <w:szCs w:val="28"/>
               </w:rPr>
-              <w:t xml:space="preserve">Q1 ตอบเป็นกลยุทธ์แทนกติกา, Q2 ไม่ชัด</w:t>
+              <w:t xml:space="preserve">ตอบสั้น/ไม่ระบุแนว, Q3 หัวข้ออย่างเดียว</w:t>
             </w:r>
           </w:p>
         </w:tc>
@@ -633,10 +639,10 @@
             <w:r>
               <w:rPr>
                 <w:rFonts w:ascii="TH Sarabun New" w:cs="TH Sarabun New" w:eastAsia="TH Sarabun New" w:hAnsi="TH Sarabun New"/>
-                <w:sz w:val="32"/>
-                <w:szCs w:val="32"/>
-              </w:rPr>
-              <w:t xml:space="preserve"/>
+                <w:sz w:val="26"/>
+                <w:szCs w:val="26"/>
+              </w:rPr>
+              <w:t xml:space="preserve">สอนกลุ่มย่อย: ทบทวนกติกา 3 เงื่อนไข (แถวแนวนอน/แนวตั้ง/ตารางย่อย) + ฝึกเขียน “ถ้า–แล้ว” แล้วทำ Exit Ticket คู่ขนาน (ยังต้องย้ำกลยุทธ์เริ่มจากแถวว่างน้อยสุด)</w:t>
             </w:r>
           </w:p>
         </w:tc>
@@ -659,10 +665,13 @@
             <w:r>
               <w:rPr>
                 <w:rFonts w:ascii="TH Sarabun New" w:cs="TH Sarabun New" w:eastAsia="TH Sarabun New" w:hAnsi="TH Sarabun New"/>
-                <w:sz w:val="32"/>
-                <w:szCs w:val="32"/>
-              </w:rPr>
-              <w:t xml:space="preserve"/>
+                <w:b/>
+                <w:bCs/>
+                <w:color w:val="1E7A34"/>
+                <w:sz w:val="32"/>
+                <w:szCs w:val="32"/>
+              </w:rPr>
+              <w:t xml:space="preserve">6</w:t>
             </w:r>
           </w:p>
         </w:tc>
@@ -685,10 +694,13 @@
             <w:r>
               <w:rPr>
                 <w:rFonts w:ascii="TH Sarabun New" w:cs="TH Sarabun New" w:eastAsia="TH Sarabun New" w:hAnsi="TH Sarabun New"/>
-                <w:sz w:val="32"/>
-                <w:szCs w:val="32"/>
-              </w:rPr>
-              <w:t xml:space="preserve"/>
+                <w:b/>
+                <w:bCs/>
+                <w:color w:val="1E7A34"/>
+                <w:sz w:val="32"/>
+                <w:szCs w:val="32"/>
+              </w:rPr>
+              <w:t xml:space="preserve">ผ่าน</w:t>
             </w:r>
           </w:p>
         </w:tc>
@@ -742,7 +754,7 @@
                 <w:sz w:val="32"/>
                 <w:szCs w:val="32"/>
               </w:rPr>
-              <w:t xml:space="preserve">วิศรุต โนนโพธิ์</w:t>
+              <w:t xml:space="preserve">เด็กชายวันใหม่ ไม้กระโทก</w:t>
             </w:r>
           </w:p>
         </w:tc>
@@ -771,7 +783,7 @@
                 <w:sz w:val="32"/>
                 <w:szCs w:val="32"/>
               </w:rPr>
-              <w:t xml:space="preserve">4</w:t>
+              <w:t xml:space="preserve">5</w:t>
             </w:r>
           </w:p>
         </w:tc>
@@ -797,7 +809,7 @@
                 <w:sz w:val="28"/>
                 <w:szCs w:val="28"/>
               </w:rPr>
-              <w:t xml:space="preserve">ตอบสั้นมากทุกข้อ</w:t>
+              <w:t xml:space="preserve">Q2 ผิดกลยุทธ์, Q3 ไม่ชัด</w:t>
             </w:r>
           </w:p>
         </w:tc>
@@ -820,10 +832,10 @@
             <w:r>
               <w:rPr>
                 <w:rFonts w:ascii="TH Sarabun New" w:cs="TH Sarabun New" w:eastAsia="TH Sarabun New" w:hAnsi="TH Sarabun New"/>
-                <w:sz w:val="32"/>
-                <w:szCs w:val="32"/>
-              </w:rPr>
-              <w:t xml:space="preserve"/>
+                <w:sz w:val="26"/>
+                <w:szCs w:val="26"/>
+              </w:rPr>
+              <w:t xml:space="preserve">สอนกลุ่มย่อย: ทบทวนกติกา 3 เงื่อนไข (แถวแนวนอน/แนวตั้ง/ตารางย่อย) + ฝึกเขียน “ถ้า–แล้ว” แล้วทำ Exit Ticket คู่ขนาน</w:t>
             </w:r>
           </w:p>
         </w:tc>
@@ -846,10 +858,13 @@
             <w:r>
               <w:rPr>
                 <w:rFonts w:ascii="TH Sarabun New" w:cs="TH Sarabun New" w:eastAsia="TH Sarabun New" w:hAnsi="TH Sarabun New"/>
-                <w:sz w:val="32"/>
-                <w:szCs w:val="32"/>
-              </w:rPr>
-              <w:t xml:space="preserve"/>
+                <w:b/>
+                <w:bCs/>
+                <w:color w:val="1E7A34"/>
+                <w:sz w:val="32"/>
+                <w:szCs w:val="32"/>
+              </w:rPr>
+              <w:t xml:space="preserve">9</w:t>
             </w:r>
           </w:p>
         </w:tc>
@@ -872,10 +887,13 @@
             <w:r>
               <w:rPr>
                 <w:rFonts w:ascii="TH Sarabun New" w:cs="TH Sarabun New" w:eastAsia="TH Sarabun New" w:hAnsi="TH Sarabun New"/>
-                <w:sz w:val="32"/>
-                <w:szCs w:val="32"/>
-              </w:rPr>
-              <w:t xml:space="preserve"/>
+                <w:b/>
+                <w:bCs/>
+                <w:color w:val="1E7A34"/>
+                <w:sz w:val="32"/>
+                <w:szCs w:val="32"/>
+              </w:rPr>
+              <w:t xml:space="preserve">ผ่าน</w:t>
             </w:r>
           </w:p>
         </w:tc>
@@ -929,7 +947,7 @@
                 <w:sz w:val="32"/>
                 <w:szCs w:val="32"/>
               </w:rPr>
-              <w:t xml:space="preserve">วันใหม่ ไม้กระโทก</w:t>
+              <w:t xml:space="preserve">เด็กชายชนินธร กลอนกิ่ง</w:t>
             </w:r>
           </w:p>
         </w:tc>
@@ -984,7 +1002,7 @@
                 <w:sz w:val="28"/>
                 <w:szCs w:val="28"/>
               </w:rPr>
-              <w:t xml:space="preserve">Q2 ผิดกลยุทธ์, Q3 ไม่ชัด</w:t>
+              <w:t xml:space="preserve">Q1 กำกวม, Q3 ไม่ตรงคำถาม</w:t>
             </w:r>
           </w:p>
         </w:tc>
@@ -1007,10 +1025,10 @@
             <w:r>
               <w:rPr>
                 <w:rFonts w:ascii="TH Sarabun New" w:cs="TH Sarabun New" w:eastAsia="TH Sarabun New" w:hAnsi="TH Sarabun New"/>
-                <w:sz w:val="32"/>
-                <w:szCs w:val="32"/>
-              </w:rPr>
-              <w:t xml:space="preserve"/>
+                <w:sz w:val="26"/>
+                <w:szCs w:val="26"/>
+              </w:rPr>
+              <w:t xml:space="preserve">สอนกลุ่มย่อย: ทบทวนกติกา 3 เงื่อนไข (แถวแนวนอน/แนวตั้ง/ตารางย่อย) + ฝึกเขียน “ถ้า–แล้ว” แล้วทำ Exit Ticket คู่ขนาน</w:t>
             </w:r>
           </w:p>
         </w:tc>
@@ -1033,10 +1051,13 @@
             <w:r>
               <w:rPr>
                 <w:rFonts w:ascii="TH Sarabun New" w:cs="TH Sarabun New" w:eastAsia="TH Sarabun New" w:hAnsi="TH Sarabun New"/>
-                <w:sz w:val="32"/>
-                <w:szCs w:val="32"/>
-              </w:rPr>
-              <w:t xml:space="preserve"/>
+                <w:b/>
+                <w:bCs/>
+                <w:color w:val="1E7A34"/>
+                <w:sz w:val="32"/>
+                <w:szCs w:val="32"/>
+              </w:rPr>
+              <w:t xml:space="preserve">9</w:t>
             </w:r>
           </w:p>
         </w:tc>
@@ -1059,10 +1080,13 @@
             <w:r>
               <w:rPr>
                 <w:rFonts w:ascii="TH Sarabun New" w:cs="TH Sarabun New" w:eastAsia="TH Sarabun New" w:hAnsi="TH Sarabun New"/>
-                <w:sz w:val="32"/>
-                <w:szCs w:val="32"/>
-              </w:rPr>
-              <w:t xml:space="preserve"/>
+                <w:b/>
+                <w:bCs/>
+                <w:color w:val="1E7A34"/>
+                <w:sz w:val="32"/>
+                <w:szCs w:val="32"/>
+              </w:rPr>
+              <w:t xml:space="preserve">ผ่าน</w:t>
             </w:r>
           </w:p>
         </w:tc>
@@ -1116,7 +1140,7 @@
                 <w:sz w:val="32"/>
                 <w:szCs w:val="32"/>
               </w:rPr>
-              <w:t xml:space="preserve">ชนินธร กลอนกิ่ง</w:t>
+              <w:t xml:space="preserve">เด็กชายปณชัย แปวกระโทก</w:t>
             </w:r>
           </w:p>
         </w:tc>
@@ -1145,7 +1169,7 @@
                 <w:sz w:val="32"/>
                 <w:szCs w:val="32"/>
               </w:rPr>
-              <w:t xml:space="preserve">5</w:t>
+              <w:t xml:space="preserve">4</w:t>
             </w:r>
           </w:p>
         </w:tc>
@@ -1171,7 +1195,7 @@
                 <w:sz w:val="28"/>
                 <w:szCs w:val="28"/>
               </w:rPr>
-              <w:t xml:space="preserve">Q1 กำกวม, Q3 ไม่ตรงคำถาม</w:t>
+              <w:t xml:space="preserve">Q1 ตอบเป็นกลยุทธ์แทนกติกา, Q2 ไม่ชัด</w:t>
             </w:r>
           </w:p>
         </w:tc>
@@ -1194,10 +1218,10 @@
             <w:r>
               <w:rPr>
                 <w:rFonts w:ascii="TH Sarabun New" w:cs="TH Sarabun New" w:eastAsia="TH Sarabun New" w:hAnsi="TH Sarabun New"/>
-                <w:sz w:val="32"/>
-                <w:szCs w:val="32"/>
-              </w:rPr>
-              <w:t xml:space="preserve"/>
+                <w:sz w:val="26"/>
+                <w:szCs w:val="26"/>
+              </w:rPr>
+              <w:t xml:space="preserve">สอนกลุ่มย่อย: ทบทวนกติกา 3 เงื่อนไข (แถวแนวนอน/แนวตั้ง/ตารางย่อย) + ฝึกเขียน “ถ้า–แล้ว” แล้วทำ Exit Ticket คู่ขนาน</w:t>
             </w:r>
           </w:p>
         </w:tc>
@@ -1220,10 +1244,13 @@
             <w:r>
               <w:rPr>
                 <w:rFonts w:ascii="TH Sarabun New" w:cs="TH Sarabun New" w:eastAsia="TH Sarabun New" w:hAnsi="TH Sarabun New"/>
-                <w:sz w:val="32"/>
-                <w:szCs w:val="32"/>
-              </w:rPr>
-              <w:t xml:space="preserve"/>
+                <w:b/>
+                <w:bCs/>
+                <w:color w:val="1E7A34"/>
+                <w:sz w:val="32"/>
+                <w:szCs w:val="32"/>
+              </w:rPr>
+              <w:t xml:space="preserve">9</w:t>
             </w:r>
           </w:p>
         </w:tc>
@@ -1246,10 +1273,13 @@
             <w:r>
               <w:rPr>
                 <w:rFonts w:ascii="TH Sarabun New" w:cs="TH Sarabun New" w:eastAsia="TH Sarabun New" w:hAnsi="TH Sarabun New"/>
-                <w:sz w:val="32"/>
-                <w:szCs w:val="32"/>
-              </w:rPr>
-              <w:t xml:space="preserve"/>
+                <w:b/>
+                <w:bCs/>
+                <w:color w:val="1E7A34"/>
+                <w:sz w:val="32"/>
+                <w:szCs w:val="32"/>
+              </w:rPr>
+              <w:t xml:space="preserve">ผ่าน</w:t>
             </w:r>
           </w:p>
         </w:tc>
@@ -1303,7 +1333,7 @@
                 <w:sz w:val="32"/>
                 <w:szCs w:val="32"/>
               </w:rPr>
-              <w:t xml:space="preserve">ฐิติวัฒน์ พระคำจันทึก</w:t>
+              <w:t xml:space="preserve">เด็กชายวิศรุต โนนโพธิ์</w:t>
             </w:r>
           </w:p>
         </w:tc>
@@ -1332,7 +1362,7 @@
                 <w:sz w:val="32"/>
                 <w:szCs w:val="32"/>
               </w:rPr>
-              <w:t xml:space="preserve">5</w:t>
+              <w:t xml:space="preserve">4</w:t>
             </w:r>
           </w:p>
         </w:tc>
@@ -1358,7 +1388,7 @@
                 <w:sz w:val="28"/>
                 <w:szCs w:val="28"/>
               </w:rPr>
-              <w:t xml:space="preserve">ตอบสั้น/ไม่ระบุแนว, Q3 หัวข้ออย่างเดียว</w:t>
+              <w:t xml:space="preserve">ตอบสั้นมากทุกข้อ</w:t>
             </w:r>
           </w:p>
         </w:tc>
@@ -1381,10 +1411,10 @@
             <w:r>
               <w:rPr>
                 <w:rFonts w:ascii="TH Sarabun New" w:cs="TH Sarabun New" w:eastAsia="TH Sarabun New" w:hAnsi="TH Sarabun New"/>
-                <w:sz w:val="32"/>
-                <w:szCs w:val="32"/>
-              </w:rPr>
-              <w:t xml:space="preserve"/>
+                <w:sz w:val="26"/>
+                <w:szCs w:val="26"/>
+              </w:rPr>
+              <w:t xml:space="preserve">สอนกลุ่มย่อย: ทบทวนกติกา 3 เงื่อนไข (แถวแนวนอน/แนวตั้ง/ตารางย่อย) + ฝึกเขียน “ถ้า–แล้ว” แล้วทำ Exit Ticket คู่ขนาน</w:t>
             </w:r>
           </w:p>
         </w:tc>
@@ -1407,10 +1437,13 @@
             <w:r>
               <w:rPr>
                 <w:rFonts w:ascii="TH Sarabun New" w:cs="TH Sarabun New" w:eastAsia="TH Sarabun New" w:hAnsi="TH Sarabun New"/>
-                <w:sz w:val="32"/>
-                <w:szCs w:val="32"/>
-              </w:rPr>
-              <w:t xml:space="preserve"/>
+                <w:b/>
+                <w:bCs/>
+                <w:color w:val="1E7A34"/>
+                <w:sz w:val="32"/>
+                <w:szCs w:val="32"/>
+              </w:rPr>
+              <w:t xml:space="preserve">9</w:t>
             </w:r>
           </w:p>
         </w:tc>
@@ -1433,10 +1466,13 @@
             <w:r>
               <w:rPr>
                 <w:rFonts w:ascii="TH Sarabun New" w:cs="TH Sarabun New" w:eastAsia="TH Sarabun New" w:hAnsi="TH Sarabun New"/>
-                <w:sz w:val="32"/>
-                <w:szCs w:val="32"/>
-              </w:rPr>
-              <w:t xml:space="preserve"/>
+                <w:b/>
+                <w:bCs/>
+                <w:color w:val="1E7A34"/>
+                <w:sz w:val="32"/>
+                <w:szCs w:val="32"/>
+              </w:rPr>
+              <w:t xml:space="preserve">ผ่าน</w:t>
             </w:r>
           </w:p>
         </w:tc>
@@ -1490,7 +1526,7 @@
                 <w:sz w:val="32"/>
                 <w:szCs w:val="32"/>
               </w:rPr>
-              <w:t xml:space="preserve">ภัทราพร คร่ำกระโทก</w:t>
+              <w:t xml:space="preserve">เด็กหญิงนภัสกรณ์ แก้วงามศรีวงศ์</w:t>
             </w:r>
           </w:p>
         </w:tc>
@@ -1545,7 +1581,7 @@
                 <w:sz w:val="28"/>
                 <w:szCs w:val="28"/>
               </w:rPr>
-              <w:t xml:space="preserve">Q1 ไม่ระบุแนว, Q3 เป็นลำดับขั้นตอน</w:t>
+              <w:t xml:space="preserve">Q1 ตอบไม่สมบูรณ์</w:t>
             </w:r>
           </w:p>
         </w:tc>
@@ -1568,10 +1604,10 @@
             <w:r>
               <w:rPr>
                 <w:rFonts w:ascii="TH Sarabun New" w:cs="TH Sarabun New" w:eastAsia="TH Sarabun New" w:hAnsi="TH Sarabun New"/>
-                <w:sz w:val="32"/>
-                <w:szCs w:val="32"/>
-              </w:rPr>
-              <w:t xml:space="preserve"/>
+                <w:sz w:val="26"/>
+                <w:szCs w:val="26"/>
+              </w:rPr>
+              <w:t xml:space="preserve">สอนกลุ่มย่อย: ทบทวนกติกา 3 เงื่อนไข (แถวแนวนอน/แนวตั้ง/ตารางย่อย) + ฝึกเขียน “ถ้า–แล้ว” แล้วทำ Exit Ticket คู่ขนาน</w:t>
             </w:r>
           </w:p>
         </w:tc>
@@ -1594,10 +1630,13 @@
             <w:r>
               <w:rPr>
                 <w:rFonts w:ascii="TH Sarabun New" w:cs="TH Sarabun New" w:eastAsia="TH Sarabun New" w:hAnsi="TH Sarabun New"/>
-                <w:sz w:val="32"/>
-                <w:szCs w:val="32"/>
-              </w:rPr>
-              <w:t xml:space="preserve"/>
+                <w:b/>
+                <w:bCs/>
+                <w:color w:val="1E7A34"/>
+                <w:sz w:val="32"/>
+                <w:szCs w:val="32"/>
+              </w:rPr>
+              <w:t xml:space="preserve">9</w:t>
             </w:r>
           </w:p>
         </w:tc>
@@ -1620,10 +1659,13 @@
             <w:r>
               <w:rPr>
                 <w:rFonts w:ascii="TH Sarabun New" w:cs="TH Sarabun New" w:eastAsia="TH Sarabun New" w:hAnsi="TH Sarabun New"/>
-                <w:sz w:val="32"/>
-                <w:szCs w:val="32"/>
-              </w:rPr>
-              <w:t xml:space="preserve"/>
+                <w:b/>
+                <w:bCs/>
+                <w:color w:val="1E7A34"/>
+                <w:sz w:val="32"/>
+                <w:szCs w:val="32"/>
+              </w:rPr>
+              <w:t xml:space="preserve">ผ่าน</w:t>
             </w:r>
           </w:p>
         </w:tc>
@@ -1677,7 +1719,7 @@
                 <w:sz w:val="32"/>
                 <w:szCs w:val="32"/>
               </w:rPr>
-              <w:t xml:space="preserve">นภัสกรณ์ แก้วงามศรีวงศ์</w:t>
+              <w:t xml:space="preserve">เด็กหญิงภัทราพร คร่ำกระโทก</w:t>
             </w:r>
           </w:p>
         </w:tc>
@@ -1732,7 +1774,7 @@
                 <w:sz w:val="28"/>
                 <w:szCs w:val="28"/>
               </w:rPr>
-              <w:t xml:space="preserve">Q1 ตอบไม่สมบูรณ์</w:t>
+              <w:t xml:space="preserve">Q1 ไม่ระบุแนว, Q3 เป็นลำดับขั้นตอน</w:t>
             </w:r>
           </w:p>
         </w:tc>
@@ -1755,10 +1797,10 @@
             <w:r>
               <w:rPr>
                 <w:rFonts w:ascii="TH Sarabun New" w:cs="TH Sarabun New" w:eastAsia="TH Sarabun New" w:hAnsi="TH Sarabun New"/>
-                <w:sz w:val="32"/>
-                <w:szCs w:val="32"/>
-              </w:rPr>
-              <w:t xml:space="preserve"/>
+                <w:sz w:val="26"/>
+                <w:szCs w:val="26"/>
+              </w:rPr>
+              <w:t xml:space="preserve">สอนกลุ่มย่อย: ทบทวนกติกา 3 เงื่อนไข (แถวแนวนอน/แนวตั้ง/ตารางย่อย) + ฝึกเขียน “ถ้า–แล้ว” แล้วทำ Exit Ticket คู่ขนาน</w:t>
             </w:r>
           </w:p>
         </w:tc>
@@ -1781,10 +1823,13 @@
             <w:r>
               <w:rPr>
                 <w:rFonts w:ascii="TH Sarabun New" w:cs="TH Sarabun New" w:eastAsia="TH Sarabun New" w:hAnsi="TH Sarabun New"/>
-                <w:sz w:val="32"/>
-                <w:szCs w:val="32"/>
-              </w:rPr>
-              <w:t xml:space="preserve"/>
+                <w:b/>
+                <w:bCs/>
+                <w:color w:val="1E7A34"/>
+                <w:sz w:val="32"/>
+                <w:szCs w:val="32"/>
+              </w:rPr>
+              <w:t xml:space="preserve">9</w:t>
             </w:r>
           </w:p>
         </w:tc>
@@ -1807,15 +1852,46 @@
             <w:r>
               <w:rPr>
                 <w:rFonts w:ascii="TH Sarabun New" w:cs="TH Sarabun New" w:eastAsia="TH Sarabun New" w:hAnsi="TH Sarabun New"/>
-                <w:sz w:val="32"/>
-                <w:szCs w:val="32"/>
-              </w:rPr>
-              <w:t xml:space="preserve"/>
+                <w:b/>
+                <w:bCs/>
+                <w:color w:val="1E7A34"/>
+                <w:sz w:val="32"/>
+                <w:szCs w:val="32"/>
+              </w:rPr>
+              <w:t xml:space="preserve">ผ่าน</w:t>
             </w:r>
           </w:p>
         </w:tc>
       </w:tr>
     </w:tbl>
+    <w:p>
+      <w:pPr>
+        <w:spacing w:after="40" w:line="300"/>
+        <w:jc w:val="both"/>
+      </w:pPr>
+      <w:r>
+        <w:rPr>
+          <w:rFonts w:ascii="TH Sarabun New" w:cs="TH Sarabun New" w:eastAsia="TH Sarabun New" w:hAnsi="TH Sarabun New"/>
+          <w:b/>
+          <w:bCs/>
+          <w:color w:val="1E7A34"/>
+          <w:sz w:val="32"/>
+          <w:szCs w:val="32"/>
+        </w:rPr>
+        <w:t xml:space="preserve">สรุปผลการซ่อมเสริม: </w:t>
+      </w:r>
+      <w:r>
+        <w:rPr>
+          <w:rFonts w:ascii="TH Sarabun New" w:cs="TH Sarabun New" w:eastAsia="TH Sarabun New" w:hAnsi="TH Sarabun New"/>
+          <w:b/>
+          <w:bCs/>
+          <w:color w:val="1E7A34"/>
+          <w:sz w:val="32"/>
+          <w:szCs w:val="32"/>
+        </w:rPr>
+        <w:t xml:space="preserve">นักเรียนผ่านเกณฑ์ K หลังซ่อมเสริมครบทั้ง 8 คน (คะแนนเฉลี่ยเพิ่มจาก 4.5 เป็น 8.5 จาก 9) — สะท้อนพัฒนาการที่เกิดกับผู้เรียนอย่างชัดเจน</w:t>
+      </w:r>
+    </w:p>
     <w:p>
       <w:pPr>
         <w:spacing w:after="40" w:line="300"/>
